--- a/en/wisdom-stories/Etibar Siracsoy/humanity-etibar-siracsoy.docx
+++ b/en/wisdom-stories/Etibar Siracsoy/humanity-etibar-siracsoy.docx
@@ -7,17 +7,17 @@
         <w:pStyle w:val="Title"/>
       </w:pPr>
       <w:r>
-        <w:t>HUMANITY</w:t>
+        <w:t xml:space="preserve">Humanity</w:t>
       </w:r>
     </w:p>
     <w:p>
       <w:r>
-        <w:t>How full the world is of wonders and delicate beauty... In every flower, in every whisper of the wind, in the color of the sky, there is a hidden wisdom. This beauty is like a silent trust placed in the human soul. Sadly, however, people sometimes disrupt this harmony with their own hands, burning not only the land in the flames, but also hopes, destinies, and memories.</w:t>
+        <w:t>How full the world is of wonders and delicate beauty... In every flower, in every whisper of the wind, in the color of the sky, there is a hidden wisdom. This beauty is like a silent trust placed in the human soul. Sadly, however, people sometimes disrupt this harmony with their own hands, burning not only the land but also hopes, destinies, and memories.</w:t>
       </w:r>
     </w:p>
     <w:p>
       <w:r>
-        <w:t>War damages not only the land but also the light within us. Every life lost is, in truth, a part of the world falling silent. Yet our purpose in existence is not to destroy, but to protect, create, and sustain life.</w:t>
+        <w:t>War damages not only the land but also the light within us. Every life lost is, in truth, a part of the world falling silent. Yet our purpose in life is not to destroy, but to protect, create, and sustain life.</w:t>
       </w:r>
     </w:p>
     <w:p>
@@ -49,7 +49,7 @@
         <w:rPr>
           <w:i/>
         </w:rPr>
-        <w:t>Etibar Sirajsoy</w:t>
+        <w:t>Etibar Siracsoy</w:t>
       </w:r>
     </w:p>
     <w:sectPr>
